--- a/data/revised_2026-10_full/tracked/v2/Physics/SS1.2_Mechanical_Properties_of_Materials/Physics_Mechanical_Properties_of_Materials_FinalExplanation_TRACKED.docx
+++ b/data/revised_2026-10_full/tracked/v2/Physics/SS1.2_Mechanical_Properties_of_Materials/Physics_Mechanical_Properties_of_Materials_FinalExplanation_TRACKED.docx
@@ -436,7 +436,7 @@
               </w:rPr>
               <w:t xml:space="preserve">Imagine you are </w:t>
             </w:r>
-            <w:del w:id="9001" w:author="Claude (AI) - proposed" w:date="2026-10-15T08:04:12Z">
+            <w:del w:id="9001" w:author="Claude (AI) - proposed" w:date="2026-10-18T00:31:57Z">
               <w:r>
                 <w:rPr>
                   <w:rFonts w:ascii="Arial" w:cs="Arial" w:eastAsia="Arial" w:hAnsi="Arial"/>
@@ -451,7 +451,7 @@
                 <w:delText xml:space="preserve">advising</w:delText>
               </w:r>
             </w:del>
-            <w:ins w:id="9002" w:author="Claude (AI) - proposed" w:date="2026-10-15T08:04:12Z">
+            <w:ins w:id="9002" w:author="Claude (AI) - proposed" w:date="2026-10-18T00:31:57Z">
               <w:r>
                 <w:rPr>
                   <w:rFonts w:ascii="Arial" w:cs="Arial" w:eastAsia="Arial" w:hAnsi="Arial"/>
@@ -479,7 +479,7 @@
               </w:rPr>
               <w:t xml:space="preserve"> the farmer in Kericho </w:t>
             </w:r>
-            <w:del w:id="9003" w:author="Claude (AI) - proposed" w:date="2026-10-15T08:04:12Z">
+            <w:del w:id="9003" w:author="Claude (AI) - proposed" w:date="2026-10-18T00:31:57Z">
               <w:r>
                 <w:rPr>
                   <w:rFonts w:ascii="Arial" w:cs="Arial" w:eastAsia="Arial" w:hAnsi="Arial"/>
@@ -494,7 +494,7 @@
                 <w:delText xml:space="preserve">whose sisal footbridge ropes</w:delText>
               </w:r>
             </w:del>
-            <w:ins w:id="9004" w:author="Claude (AI) - proposed" w:date="2026-10-15T08:04:12Z">
+            <w:ins w:id="9004" w:author="Claude (AI) - proposed" w:date="2026-10-18T00:31:57Z">
               <w:r>
                 <w:rPr>
                   <w:rFonts w:ascii="Arial" w:cs="Arial" w:eastAsia="Arial" w:hAnsi="Arial"/>
@@ -522,7 +522,7 @@
               </w:rPr>
               <w:t xml:space="preserve"> behaved so differently under an 80 kg sack of tea leaves. Answer each question in the space under it, in your own words, using evidence from Lessons 1 to 6, your Summary Table, your force-extension graphs and your Final Model. Use correct vocabulary (elastic, plastic, elastic limit, spring constant, Hooke's Law, elastic potential energy, stress, strain, Young's Modulus). Show every calculation step with units, and explain WHY and HOW, not just WHAT. Take g = 9.8 N/kg. You may add labelled diagrams</w:t>
             </w:r>
-            <w:ins w:id="9005" w:author="Claude (AI) - proposed" w:date="2026-10-15T08:04:12Z">
+            <w:ins w:id="9005" w:author="Claude (AI) - proposed" w:date="2026-10-18T00:31:57Z">
               <w:r>
                 <w:rPr>
                   <w:rFonts w:ascii="Arial" w:cs="Arial" w:eastAsia="Arial" w:hAnsi="Arial"/>
@@ -1036,10 +1036,10 @@
                     <w:spacing w:after="40" w:before="0"/>
                     <w:jc w:val="left"/>
                     <w:rPr>
-                      <w:ins w:id="9007" w:author="Claude (AI) - proposed" w:date="2026-10-15T08:04:12Z"/>
+                      <w:ins w:id="9007" w:author="Claude (AI) - proposed" w:date="2026-10-18T00:31:57Z"/>
                     </w:rPr>
                   </w:pPr>
-                  <w:ins w:id="9006" w:author="Claude (AI) - proposed" w:date="2026-10-15T08:04:12Z">
+                  <w:ins w:id="9006" w:author="Claude (AI) - proposed" w:date="2026-10-18T00:31:57Z">
                     <w:r>
                       <w:rPr>
                         <w:rFonts w:ascii="Arial" w:cs="Arial" w:eastAsia="Arial" w:hAnsi="Arial"/>
@@ -1175,10 +1175,10 @@
                     <w:spacing w:after="40" w:before="0"/>
                     <w:jc w:val="left"/>
                     <w:rPr>
-                      <w:ins w:id="9009" w:author="Claude (AI) - proposed" w:date="2026-10-15T08:04:12Z"/>
+                      <w:ins w:id="9009" w:author="Claude (AI) - proposed" w:date="2026-10-18T00:31:57Z"/>
                     </w:rPr>
                   </w:pPr>
-                  <w:ins w:id="9008" w:author="Claude (AI) - proposed" w:date="2026-10-15T08:04:12Z">
+                  <w:ins w:id="9008" w:author="Claude (AI) - proposed" w:date="2026-10-18T00:31:57Z">
                     <w:r>
                       <w:rPr>
                         <w:rFonts w:ascii="Arial" w:cs="Arial" w:eastAsia="Arial" w:hAnsi="Arial"/>
@@ -1314,10 +1314,10 @@
                     <w:spacing w:after="40" w:before="0"/>
                     <w:jc w:val="left"/>
                     <w:rPr>
-                      <w:ins w:id="9011" w:author="Claude (AI) - proposed" w:date="2026-10-15T08:04:12Z"/>
+                      <w:ins w:id="9011" w:author="Claude (AI) - proposed" w:date="2026-10-18T00:31:57Z"/>
                     </w:rPr>
                   </w:pPr>
-                  <w:ins w:id="9010" w:author="Claude (AI) - proposed" w:date="2026-10-15T08:04:12Z">
+                  <w:ins w:id="9010" w:author="Claude (AI) - proposed" w:date="2026-10-18T00:31:57Z">
                     <w:r>
                       <w:rPr>
                         <w:rFonts w:ascii="Arial" w:cs="Arial" w:eastAsia="Arial" w:hAnsi="Arial"/>
@@ -1352,10 +1352,10 @@
                     <w:spacing w:after="40" w:before="0"/>
                     <w:jc w:val="left"/>
                     <w:rPr>
-                      <w:ins w:id="9013" w:author="Claude (AI) - proposed" w:date="2026-10-15T08:04:12Z"/>
+                      <w:ins w:id="9013" w:author="Claude (AI) - proposed" w:date="2026-10-18T00:31:57Z"/>
                     </w:rPr>
                   </w:pPr>
-                  <w:ins w:id="9012" w:author="Claude (AI) - proposed" w:date="2026-10-15T08:04:12Z">
+                  <w:ins w:id="9012" w:author="Claude (AI) - proposed" w:date="2026-10-18T00:31:57Z">
                     <w:r>
                       <w:rPr>
                         <w:rFonts w:ascii="Arial" w:cs="Arial" w:eastAsia="Arial" w:hAnsi="Arial"/>
@@ -1377,10 +1377,10 @@
                     <w:spacing w:after="40" w:before="0"/>
                     <w:jc w:val="left"/>
                     <w:rPr>
-                      <w:del w:id="9015" w:author="Claude (AI) - proposed" w:date="2026-10-15T08:04:12Z"/>
+                      <w:del w:id="9015" w:author="Claude (AI) - proposed" w:date="2026-10-18T00:31:57Z"/>
                     </w:rPr>
                   </w:pPr>
-                  <w:del w:id="9014" w:author="Claude (AI) - proposed" w:date="2026-10-15T08:04:12Z">
+                  <w:del w:id="9014" w:author="Claude (AI) - proposed" w:date="2026-10-18T00:31:57Z">
                     <w:r>
                       <w:rPr>
                         <w:rFonts w:ascii="Arial" w:cs="Arial" w:eastAsia="Arial" w:hAnsi="Arial"/>
@@ -1445,7 +1445,7 @@
               <w:spacing w:after="40" w:before="0"/>
               <w:jc w:val="left"/>
             </w:pPr>
-            <w:del w:id="9016" w:author="Claude (AI) - proposed" w:date="2026-10-15T08:04:12Z">
+            <w:del w:id="9016" w:author="Claude (AI) - proposed" w:date="2026-10-18T00:31:57Z">
               <w:r>
                 <w:rPr>
                   <w:rFonts w:ascii="Arial" w:cs="Arial" w:eastAsia="Arial" w:hAnsi="Arial"/>
@@ -1460,7 +1460,7 @@
                 <w:delText xml:space="preserve">The elastic limit of Rope B is an extension of 2.1 m</w:delText>
               </w:r>
             </w:del>
-            <w:ins w:id="9017" w:author="Claude (AI) - proposed" w:date="2026-10-15T08:04:12Z">
+            <w:ins w:id="9017" w:author="Claude (AI) - proposed" w:date="2026-10-18T00:31:57Z">
               <w:r>
                 <w:rPr>
                   <w:rFonts w:ascii="Arial" w:cs="Arial" w:eastAsia="Arial" w:hAnsi="Arial"/>
@@ -1641,7 +1641,7 @@
               </w:rPr>
               <w:t xml:space="preserve">(a) Define stress, strain and Young's Modulus, giving the equation and the unit (if any) for each. (b) Explain why a farmer or engineer should compare stress and strain rather than only force and extension when choosing a rope. (c) Name and describe the key features of a stress-strain graph that you identified in Lesson 5. (d) Explain how measuring Young's Modulus and fracture stress BEFORE loading would have let the farmer predict which rope would snap.</w:t>
             </w:r>
-            <w:ins w:id="9018" w:author="Claude (AI) - proposed" w:date="2026-10-15T08:04:12Z">
+            <w:ins w:id="9018" w:author="Claude (AI) - proposed" w:date="2026-10-18T00:31:57Z">
               <w:r>
                 <w:rPr>
                   <w:rFonts w:ascii="Arial" w:cs="Arial" w:eastAsia="Arial" w:hAnsi="Arial"/>
@@ -2080,7 +2080,7 @@
               <w:spacing w:after="40" w:before="0"/>
               <w:jc w:val="left"/>
             </w:pPr>
-            <w:del w:id="9019" w:author="Claude (AI) - proposed" w:date="2026-10-15T08:04:12Z">
+            <w:del w:id="9019" w:author="Claude (AI) - proposed" w:date="2026-10-18T00:31:57Z">
               <w:r>
                 <w:rPr>
                   <w:rFonts w:ascii="Arial" w:cs="Arial" w:eastAsia="Arial" w:hAnsi="Arial"/>
@@ -2095,7 +2095,7 @@
                 <w:delText xml:space="preserve">Defines</w:delText>
               </w:r>
             </w:del>
-            <w:ins w:id="9020" w:author="Claude (AI) - proposed" w:date="2026-10-15T08:04:12Z">
+            <w:ins w:id="9020" w:author="Claude (AI) - proposed" w:date="2026-10-18T00:31:57Z">
               <w:r>
                 <w:rPr>
                   <w:rFonts w:ascii="Arial" w:cs="Arial" w:eastAsia="Arial" w:hAnsi="Arial"/>
@@ -2123,7 +2123,7 @@
               </w:rPr>
               <w:t xml:space="preserve"> elastic, plastic, elastic limit, spring constant, stress, strain and Young's Modulus accurately, </w:t>
             </w:r>
-            <w:ins w:id="9021" w:author="Claude (AI) - proposed" w:date="2026-10-15T08:04:12Z">
+            <w:ins w:id="9021" w:author="Claude (AI) - proposed" w:date="2026-10-18T00:31:57Z">
               <w:r>
                 <w:rPr>
                   <w:rFonts w:ascii="Arial" w:cs="Arial" w:eastAsia="Arial" w:hAnsi="Arial"/>
@@ -2171,7 +2171,7 @@
               <w:spacing w:after="40" w:before="0"/>
               <w:jc w:val="left"/>
             </w:pPr>
-            <w:del w:id="9022" w:author="Claude (AI) - proposed" w:date="2026-10-15T08:04:12Z">
+            <w:del w:id="9022" w:author="Claude (AI) - proposed" w:date="2026-10-18T00:31:57Z">
               <w:r>
                 <w:rPr>
                   <w:rFonts w:ascii="Arial" w:cs="Arial" w:eastAsia="Arial" w:hAnsi="Arial"/>
@@ -2186,7 +2186,7 @@
                 <w:delText xml:space="preserve">Defines</w:delText>
               </w:r>
             </w:del>
-            <w:ins w:id="9023" w:author="Claude (AI) - proposed" w:date="2026-10-15T08:04:12Z">
+            <w:ins w:id="9023" w:author="Claude (AI) - proposed" w:date="2026-10-18T00:31:57Z">
               <w:r>
                 <w:rPr>
                   <w:rFonts w:ascii="Arial" w:cs="Arial" w:eastAsia="Arial" w:hAnsi="Arial"/>
@@ -2214,7 +2214,7 @@
               </w:rPr>
               <w:t xml:space="preserve"> most terms correctly</w:t>
             </w:r>
-            <w:ins w:id="9024" w:author="Claude (AI) - proposed" w:date="2026-10-15T08:04:12Z">
+            <w:ins w:id="9024" w:author="Claude (AI) - proposed" w:date="2026-10-18T00:31:57Z">
               <w:r>
                 <w:rPr>
                   <w:rFonts w:ascii="Arial" w:cs="Arial" w:eastAsia="Arial" w:hAnsi="Arial"/>
@@ -2242,7 +2242,7 @@
               </w:rPr>
               <w:t xml:space="preserve"> with a minor gap or imprecision in the particle-level explanation</w:t>
             </w:r>
-            <w:ins w:id="9025" w:author="Claude (AI) - proposed" w:date="2026-10-15T08:04:12Z">
+            <w:ins w:id="9025" w:author="Claude (AI) - proposed" w:date="2026-10-18T00:31:57Z">
               <w:r>
                 <w:rPr>
                   <w:rFonts w:ascii="Arial" w:cs="Arial" w:eastAsia="Arial" w:hAnsi="Arial"/>
@@ -2290,7 +2290,7 @@
               <w:spacing w:after="40" w:before="0"/>
               <w:jc w:val="left"/>
             </w:pPr>
-            <w:del w:id="9026" w:author="Claude (AI) - proposed" w:date="2026-10-15T08:04:12Z">
+            <w:del w:id="9026" w:author="Claude (AI) - proposed" w:date="2026-10-18T00:31:57Z">
               <w:r>
                 <w:rPr>
                   <w:rFonts w:ascii="Arial" w:cs="Arial" w:eastAsia="Arial" w:hAnsi="Arial"/>
@@ -2305,7 +2305,7 @@
                 <w:delText xml:space="preserve">Definitions</w:delText>
               </w:r>
             </w:del>
-            <w:ins w:id="9027" w:author="Claude (AI) - proposed" w:date="2026-10-15T08:04:12Z">
+            <w:ins w:id="9027" w:author="Claude (AI) - proposed" w:date="2026-10-18T00:31:57Z">
               <w:r>
                 <w:rPr>
                   <w:rFonts w:ascii="Arial" w:cs="Arial" w:eastAsia="Arial" w:hAnsi="Arial"/>
@@ -2333,7 +2333,7 @@
               </w:rPr>
               <w:t xml:space="preserve"> are incomplete or confused, for example mixing up elastic limit and breaking point, </w:t>
             </w:r>
-            <w:ins w:id="9028" w:author="Claude (AI) - proposed" w:date="2026-10-15T08:04:12Z">
+            <w:ins w:id="9028" w:author="Claude (AI) - proposed" w:date="2026-10-18T00:31:57Z">
               <w:r>
                 <w:rPr>
                   <w:rFonts w:ascii="Arial" w:cs="Arial" w:eastAsia="Arial" w:hAnsi="Arial"/>
@@ -2416,7 +2416,7 @@
               <w:spacing w:after="40" w:before="0"/>
               <w:jc w:val="left"/>
             </w:pPr>
-            <w:del w:id="9029" w:author="Claude (AI) - proposed" w:date="2026-10-15T08:04:12Z">
+            <w:del w:id="9029" w:author="Claude (AI) - proposed" w:date="2026-10-18T00:31:57Z">
               <w:r>
                 <w:rPr>
                   <w:rFonts w:ascii="Arial" w:cs="Arial" w:eastAsia="Arial" w:hAnsi="Arial"/>
@@ -2431,7 +2431,7 @@
                 <w:delText xml:space="preserve">Uses</w:delText>
               </w:r>
             </w:del>
-            <w:ins w:id="9030" w:author="Claude (AI) - proposed" w:date="2026-10-15T08:04:12Z">
+            <w:ins w:id="9030" w:author="Claude (AI) - proposed" w:date="2026-10-18T00:31:57Z">
               <w:r>
                 <w:rPr>
                   <w:rFonts w:ascii="Arial" w:cs="Arial" w:eastAsia="Arial" w:hAnsi="Arial"/>
@@ -2459,7 +2459,7 @@
               </w:rPr>
               <w:t xml:space="preserve"> specific data from the lessons accurately (the 100–500 g stretching results, k values of 850 and 210 N/m, </w:t>
             </w:r>
-            <w:del w:id="9031" w:author="Claude (AI) - proposed" w:date="2026-10-15T08:04:12Z">
+            <w:del w:id="9031" w:author="Claude (AI) - proposed" w:date="2026-10-18T00:31:57Z">
               <w:r>
                 <w:rPr>
                   <w:rFonts w:ascii="Arial" w:cs="Arial" w:eastAsia="Arial" w:hAnsi="Arial"/>
@@ -2474,7 +2474,7 @@
                 <w:delText xml:space="preserve">extensions of</w:delText>
               </w:r>
             </w:del>
-            <w:ins w:id="9032" w:author="Claude (AI) - proposed" w:date="2026-10-15T08:04:12Z">
+            <w:ins w:id="9032" w:author="Claude (AI) - proposed" w:date="2026-10-18T00:31:57Z">
               <w:r>
                 <w:rPr>
                   <w:rFonts w:ascii="Arial" w:cs="Arial" w:eastAsia="Arial" w:hAnsi="Arial"/>
@@ -2502,7 +2502,7 @@
               </w:rPr>
               <w:t xml:space="preserve"> 0.92 m </w:t>
             </w:r>
-            <w:del w:id="9033" w:author="Claude (AI) - proposed" w:date="2026-10-15T08:04:12Z">
+            <w:del w:id="9033" w:author="Claude (AI) - proposed" w:date="2026-10-18T00:31:57Z">
               <w:r>
                 <w:rPr>
                   <w:rFonts w:ascii="Arial" w:cs="Arial" w:eastAsia="Arial" w:hAnsi="Arial"/>
@@ -2517,7 +2517,7 @@
                 <w:delText xml:space="preserve">and 3.73 m, elastic limit 2.1 m).</w:delText>
               </w:r>
             </w:del>
-            <w:ins w:id="9034" w:author="Claude (AI) - proposed" w:date="2026-10-15T08:04:12Z">
+            <w:ins w:id="9034" w:author="Claude (AI) - proposed" w:date="2026-10-18T00:31:57Z">
               <w:r>
                 <w:rPr>
                   <w:rFonts w:ascii="Arial" w:cs="Arial" w:eastAsia="Arial" w:hAnsi="Arial"/>
@@ -2552,7 +2552,7 @@
               <w:spacing w:after="40" w:before="0"/>
               <w:jc w:val="left"/>
             </w:pPr>
-            <w:del w:id="9035" w:author="Claude (AI) - proposed" w:date="2026-10-15T08:04:12Z">
+            <w:del w:id="9035" w:author="Claude (AI) - proposed" w:date="2026-10-18T00:31:57Z">
               <w:r>
                 <w:rPr>
                   <w:rFonts w:ascii="Arial" w:cs="Arial" w:eastAsia="Arial" w:hAnsi="Arial"/>
@@ -2567,7 +2567,7 @@
                 <w:delText xml:space="preserve">Uses</w:delText>
               </w:r>
             </w:del>
-            <w:ins w:id="9036" w:author="Claude (AI) - proposed" w:date="2026-10-15T08:04:12Z">
+            <w:ins w:id="9036" w:author="Claude (AI) - proposed" w:date="2026-10-18T00:31:57Z">
               <w:r>
                 <w:rPr>
                   <w:rFonts w:ascii="Arial" w:cs="Arial" w:eastAsia="Arial" w:hAnsi="Arial"/>
@@ -2615,7 +2615,7 @@
               <w:spacing w:after="40" w:before="0"/>
               <w:jc w:val="left"/>
             </w:pPr>
-            <w:del w:id="9037" w:author="Claude (AI) - proposed" w:date="2026-10-15T08:04:12Z">
+            <w:del w:id="9037" w:author="Claude (AI) - proposed" w:date="2026-10-18T00:31:57Z">
               <w:r>
                 <w:rPr>
                   <w:rFonts w:ascii="Arial" w:cs="Arial" w:eastAsia="Arial" w:hAnsi="Arial"/>
@@ -2630,7 +2630,7 @@
                 <w:delText xml:space="preserve">Uses</w:delText>
               </w:r>
             </w:del>
-            <w:ins w:id="9038" w:author="Claude (AI) - proposed" w:date="2026-10-15T08:04:12Z">
+            <w:ins w:id="9038" w:author="Claude (AI) - proposed" w:date="2026-10-18T00:31:57Z">
               <w:r>
                 <w:rPr>
                   <w:rFonts w:ascii="Arial" w:cs="Arial" w:eastAsia="Arial" w:hAnsi="Arial"/>
@@ -2713,7 +2713,7 @@
               <w:spacing w:after="40" w:before="0"/>
               <w:jc w:val="left"/>
             </w:pPr>
-            <w:del w:id="9039" w:author="Claude (AI) - proposed" w:date="2026-10-15T08:04:12Z">
+            <w:del w:id="9039" w:author="Claude (AI) - proposed" w:date="2026-10-18T00:31:57Z">
               <w:r>
                 <w:rPr>
                   <w:rFonts w:ascii="Arial" w:cs="Arial" w:eastAsia="Arial" w:hAnsi="Arial"/>
@@ -2728,7 +2728,7 @@
                 <w:delText xml:space="preserve">Calculations</w:delText>
               </w:r>
             </w:del>
-            <w:ins w:id="9040" w:author="Claude (AI) - proposed" w:date="2026-10-15T08:04:12Z">
+            <w:ins w:id="9040" w:author="Claude (AI) - proposed" w:date="2026-10-18T00:31:57Z">
               <w:r>
                 <w:rPr>
                   <w:rFonts w:ascii="Arial" w:cs="Arial" w:eastAsia="Arial" w:hAnsi="Arial"/>
@@ -2756,7 +2756,7 @@
               </w:rPr>
               <w:t xml:space="preserve"> (weight, </w:t>
             </w:r>
-            <w:del w:id="9041" w:author="Claude (AI) - proposed" w:date="2026-10-15T08:04:12Z">
+            <w:del w:id="9041" w:author="Claude (AI) - proposed" w:date="2026-10-18T00:31:57Z">
               <w:r>
                 <w:rPr>
                   <w:rFonts w:ascii="Arial" w:cs="Arial" w:eastAsia="Arial" w:hAnsi="Arial"/>
@@ -2771,7 +2771,7 @@
                 <w:delText xml:space="preserve">safe working load, Ep</w:delText>
               </w:r>
             </w:del>
-            <w:ins w:id="9042" w:author="Claude (AI) - proposed" w:date="2026-10-15T08:04:12Z">
+            <w:ins w:id="9042" w:author="Claude (AI) - proposed" w:date="2026-10-18T00:31:57Z">
               <w:r>
                 <w:rPr>
                   <w:rFonts w:ascii="Arial" w:cs="Arial" w:eastAsia="Arial" w:hAnsi="Arial"/>
@@ -2799,7 +2799,7 @@
               </w:rPr>
               <w:t xml:space="preserve">) are correct, with steps and units shown, and the reasoning links the load to the elastic limit to the failure</w:t>
             </w:r>
-            <w:ins w:id="9043" w:author="Claude (AI) - proposed" w:date="2026-10-15T08:04:12Z">
+            <w:ins w:id="9043" w:author="Claude (AI) - proposed" w:date="2026-10-18T00:31:57Z">
               <w:r>
                 <w:rPr>
                   <w:rFonts w:ascii="Arial" w:cs="Arial" w:eastAsia="Arial" w:hAnsi="Arial"/>
@@ -2847,7 +2847,7 @@
               <w:spacing w:after="40" w:before="0"/>
               <w:jc w:val="left"/>
             </w:pPr>
-            <w:del w:id="9044" w:author="Claude (AI) - proposed" w:date="2026-10-15T08:04:12Z">
+            <w:del w:id="9044" w:author="Claude (AI) - proposed" w:date="2026-10-18T00:31:57Z">
               <w:r>
                 <w:rPr>
                   <w:rFonts w:ascii="Arial" w:cs="Arial" w:eastAsia="Arial" w:hAnsi="Arial"/>
@@ -2862,7 +2862,7 @@
                 <w:delText xml:space="preserve">Calculations</w:delText>
               </w:r>
             </w:del>
-            <w:ins w:id="9045" w:author="Claude (AI) - proposed" w:date="2026-10-15T08:04:12Z">
+            <w:ins w:id="9045" w:author="Claude (AI) - proposed" w:date="2026-10-18T00:31:57Z">
               <w:r>
                 <w:rPr>
                   <w:rFonts w:ascii="Arial" w:cs="Arial" w:eastAsia="Arial" w:hAnsi="Arial"/>
@@ -2910,7 +2910,7 @@
               <w:spacing w:after="40" w:before="0"/>
               <w:jc w:val="left"/>
             </w:pPr>
-            <w:del w:id="9046" w:author="Claude (AI) - proposed" w:date="2026-10-15T08:04:12Z">
+            <w:del w:id="9046" w:author="Claude (AI) - proposed" w:date="2026-10-18T00:31:57Z">
               <w:r>
                 <w:rPr>
                   <w:rFonts w:ascii="Arial" w:cs="Arial" w:eastAsia="Arial" w:hAnsi="Arial"/>
@@ -2925,7 +2925,7 @@
                 <w:delText xml:space="preserve">Calculations</w:delText>
               </w:r>
             </w:del>
-            <w:ins w:id="9047" w:author="Claude (AI) - proposed" w:date="2026-10-15T08:04:12Z">
+            <w:ins w:id="9047" w:author="Claude (AI) - proposed" w:date="2026-10-18T00:31:57Z">
               <w:r>
                 <w:rPr>
                   <w:rFonts w:ascii="Arial" w:cs="Arial" w:eastAsia="Arial" w:hAnsi="Arial"/>
@@ -3008,7 +3008,7 @@
               <w:spacing w:after="40" w:before="0"/>
               <w:jc w:val="left"/>
             </w:pPr>
-            <w:del w:id="9048" w:author="Claude (AI) - proposed" w:date="2026-10-15T08:04:12Z">
+            <w:del w:id="9048" w:author="Claude (AI) - proposed" w:date="2026-10-18T00:31:57Z">
               <w:r>
                 <w:rPr>
                   <w:rFonts w:ascii="Arial" w:cs="Arial" w:eastAsia="Arial" w:hAnsi="Arial"/>
@@ -3023,7 +3023,7 @@
                 <w:delText xml:space="preserve">Gives</w:delText>
               </w:r>
             </w:del>
-            <w:ins w:id="9049" w:author="Claude (AI) - proposed" w:date="2026-10-15T08:04:12Z">
+            <w:ins w:id="9049" w:author="Claude (AI) - proposed" w:date="2026-10-18T00:31:57Z">
               <w:r>
                 <w:rPr>
                   <w:rFonts w:ascii="Arial" w:cs="Arial" w:eastAsia="Arial" w:hAnsi="Arial"/>
@@ -3051,7 +3051,7 @@
               </w:rPr>
               <w:t xml:space="preserve"> a clear, practical recommendation to the farmer</w:t>
             </w:r>
-            <w:ins w:id="9050" w:author="Claude (AI) - proposed" w:date="2026-10-15T08:04:12Z">
+            <w:ins w:id="9050" w:author="Claude (AI) - proposed" w:date="2026-10-18T00:31:57Z">
               <w:r>
                 <w:rPr>
                   <w:rFonts w:ascii="Arial" w:cs="Arial" w:eastAsia="Arial" w:hAnsi="Arial"/>
@@ -3099,7 +3099,7 @@
               <w:spacing w:after="40" w:before="0"/>
               <w:jc w:val="left"/>
             </w:pPr>
-            <w:del w:id="9051" w:author="Claude (AI) - proposed" w:date="2026-10-15T08:04:12Z">
+            <w:del w:id="9051" w:author="Claude (AI) - proposed" w:date="2026-10-18T00:31:57Z">
               <w:r>
                 <w:rPr>
                   <w:rFonts w:ascii="Arial" w:cs="Arial" w:eastAsia="Arial" w:hAnsi="Arial"/>
@@ -3114,7 +3114,7 @@
                 <w:delText xml:space="preserve">Gives</w:delText>
               </w:r>
             </w:del>
-            <w:ins w:id="9052" w:author="Claude (AI) - proposed" w:date="2026-10-15T08:04:12Z">
+            <w:ins w:id="9052" w:author="Claude (AI) - proposed" w:date="2026-10-18T00:31:57Z">
               <w:r>
                 <w:rPr>
                   <w:rFonts w:ascii="Arial" w:cs="Arial" w:eastAsia="Arial" w:hAnsi="Arial"/>
@@ -3162,7 +3162,7 @@
               <w:spacing w:after="40" w:before="0"/>
               <w:jc w:val="left"/>
             </w:pPr>
-            <w:del w:id="9053" w:author="Claude (AI) - proposed" w:date="2026-10-15T08:04:12Z">
+            <w:del w:id="9053" w:author="Claude (AI) - proposed" w:date="2026-10-18T00:31:57Z">
               <w:r>
                 <w:rPr>
                   <w:rFonts w:ascii="Arial" w:cs="Arial" w:eastAsia="Arial" w:hAnsi="Arial"/>
@@ -3177,7 +3177,7 @@
                 <w:delText xml:space="preserve">Recommendation</w:delText>
               </w:r>
             </w:del>
-            <w:ins w:id="9054" w:author="Claude (AI) - proposed" w:date="2026-10-15T08:04:12Z">
+            <w:ins w:id="9054" w:author="Claude (AI) - proposed" w:date="2026-10-18T00:31:57Z">
               <w:r>
                 <w:rPr>
                   <w:rFonts w:ascii="Arial" w:cs="Arial" w:eastAsia="Arial" w:hAnsi="Arial"/>
@@ -3260,7 +3260,7 @@
               <w:spacing w:after="40" w:before="0"/>
               <w:jc w:val="left"/>
             </w:pPr>
-            <w:del w:id="9055" w:author="Claude (AI) - proposed" w:date="2026-10-15T08:04:12Z">
+            <w:del w:id="9055" w:author="Claude (AI) - proposed" w:date="2026-10-18T00:31:57Z">
               <w:r>
                 <w:rPr>
                   <w:rFonts w:ascii="Arial" w:cs="Arial" w:eastAsia="Arial" w:hAnsi="Arial"/>
@@ -3275,7 +3275,7 @@
                 <w:delText xml:space="preserve">Writing is clear, organised and</w:delText>
               </w:r>
             </w:del>
-            <w:ins w:id="9056" w:author="Claude (AI) - proposed" w:date="2026-10-15T08:04:12Z">
+            <w:ins w:id="9056" w:author="Claude (AI) - proposed" w:date="2026-10-18T00:31:57Z">
               <w:r>
                 <w:rPr>
                   <w:rFonts w:ascii="Arial" w:cs="Arial" w:eastAsia="Arial" w:hAnsi="Arial"/>
@@ -3303,7 +3303,7 @@
               </w:rPr>
               <w:t xml:space="preserve"> uses correct vocabulary and labelled diagrams</w:t>
             </w:r>
-            <w:ins w:id="9057" w:author="Claude (AI) - proposed" w:date="2026-10-15T08:04:12Z">
+            <w:ins w:id="9057" w:author="Claude (AI) - proposed" w:date="2026-10-18T00:31:57Z">
               <w:r>
                 <w:rPr>
                   <w:rFonts w:ascii="Arial" w:cs="Arial" w:eastAsia="Arial" w:hAnsi="Arial"/>
@@ -3331,7 +3331,7 @@
               </w:rPr>
               <w:t xml:space="preserve">, and shows a clear journey from the Lesson 1 prediction to </w:t>
             </w:r>
-            <w:ins w:id="9058" w:author="Claude (AI) - proposed" w:date="2026-10-15T08:04:12Z">
+            <w:ins w:id="9058" w:author="Claude (AI) - proposed" w:date="2026-10-18T00:31:57Z">
               <w:r>
                 <w:rPr>
                   <w:rFonts w:ascii="Arial" w:cs="Arial" w:eastAsia="Arial" w:hAnsi="Arial"/>
@@ -3379,7 +3379,7 @@
               <w:spacing w:after="40" w:before="0"/>
               <w:jc w:val="left"/>
             </w:pPr>
-            <w:del w:id="9059" w:author="Claude (AI) - proposed" w:date="2026-10-15T08:04:12Z">
+            <w:del w:id="9059" w:author="Claude (AI) - proposed" w:date="2026-10-18T00:31:57Z">
               <w:r>
                 <w:rPr>
                   <w:rFonts w:ascii="Arial" w:cs="Arial" w:eastAsia="Arial" w:hAnsi="Arial"/>
@@ -3394,7 +3394,7 @@
                 <w:delText xml:space="preserve">Writing</w:delText>
               </w:r>
             </w:del>
-            <w:ins w:id="9060" w:author="Claude (AI) - proposed" w:date="2026-10-15T08:04:12Z">
+            <w:ins w:id="9060" w:author="Claude (AI) - proposed" w:date="2026-10-18T00:31:57Z">
               <w:r>
                 <w:rPr>
                   <w:rFonts w:ascii="Arial" w:cs="Arial" w:eastAsia="Arial" w:hAnsi="Arial"/>
@@ -3442,7 +3442,7 @@
               <w:spacing w:after="40" w:before="0"/>
               <w:jc w:val="left"/>
             </w:pPr>
-            <w:del w:id="9061" w:author="Claude (AI) - proposed" w:date="2026-10-15T08:04:12Z">
+            <w:del w:id="9061" w:author="Claude (AI) - proposed" w:date="2026-10-18T00:31:57Z">
               <w:r>
                 <w:rPr>
                   <w:rFonts w:ascii="Arial" w:cs="Arial" w:eastAsia="Arial" w:hAnsi="Arial"/>
@@ -3457,7 +3457,7 @@
                 <w:delText xml:space="preserve">Writing</w:delText>
               </w:r>
             </w:del>
-            <w:ins w:id="9062" w:author="Claude (AI) - proposed" w:date="2026-10-15T08:04:12Z">
+            <w:ins w:id="9062" w:author="Claude (AI) - proposed" w:date="2026-10-18T00:31:57Z">
               <w:r>
                 <w:rPr>
                   <w:rFonts w:ascii="Arial" w:cs="Arial" w:eastAsia="Arial" w:hAnsi="Arial"/>
@@ -3607,7 +3607,7 @@
         </w:rPr>
         <w:t xml:space="preserve">© 2026 SeaVuria and ARES. This work is licensed under a </w:t>
       </w:r>
-      <w:hyperlink w:history="1" r:id="rIdjlezymfrdxsvpe5wr3ilx">
+      <w:hyperlink w:history="1" r:id="rIdt0b_fvohdxjsnnqge43fy">
         <w:r>
           <w:rPr>
             <w:rFonts w:ascii="Arial" w:cs="Arial" w:eastAsia="Arial" w:hAnsi="Arial"/>
@@ -3627,7 +3627,7 @@
         </w:rPr>
         <w:t xml:space="preserve"> (</w:t>
       </w:r>
-      <w:hyperlink w:history="1" r:id="rIdgr7fvinoedauye-nviuwp">
+      <w:hyperlink w:history="1" r:id="rIdpcth4wy-uuxlu5msefkiz">
         <w:r>
           <w:rPr>
             <w:rFonts w:ascii="Arial" w:cs="Arial" w:eastAsia="Arial" w:hAnsi="Arial"/>
@@ -3647,7 +3647,7 @@
         </w:rPr>
         <w:t xml:space="preserve">). To view a copy of this license, visit </w:t>
       </w:r>
-      <w:hyperlink w:history="1" r:id="rIdbcbviw7xhb6rc44qi8lab">
+      <w:hyperlink w:history="1" r:id="rIdn3lj5hmtkxjbi2sqolii1">
         <w:r>
           <w:rPr>
             <w:rFonts w:ascii="Arial" w:cs="Arial" w:eastAsia="Arial" w:hAnsi="Arial"/>
